--- a/Curso_CSharp/Mapas Endpoints/Plan Modulo de Gestion del Gimnasio Equipamientos Máquinas y Ejercicios.docx
+++ b/Curso_CSharp/Mapas Endpoints/Plan Modulo de Gestion del Gimnasio Equipamientos Máquinas y Ejercicios.docx
@@ -17,7 +17,7 @@
           <w:sz w:val="24"/>
         </w:rPr>
         <w:drawing>
-          <wp:anchor distT="0" distB="0" distL="114300" distR="114300" simplePos="0" relativeHeight="251658240" behindDoc="0" locked="0" layoutInCell="1" allowOverlap="1" wp14:anchorId="47647070" wp14:editId="7BA64E99">
+          <wp:anchor distT="0" distB="0" distL="114300" distR="114300" simplePos="0" relativeHeight="251658240" behindDoc="0" locked="0" layoutInCell="1" allowOverlap="1" wp14:anchorId="47647070" wp14:editId="4A88015E">
             <wp:simplePos x="0" y="0"/>
             <wp:positionH relativeFrom="margin">
               <wp:posOffset>-960120</wp:posOffset>
@@ -1573,7 +1573,16 @@
         </w:numPr>
       </w:pPr>
       <w:r>
-        <w:t xml:space="preserve">GET api/Equipamiento </w:t>
+        <w:t xml:space="preserve">GET </w:t>
+      </w:r>
+      <w:r>
+        <w:rPr>
+          <w:strike/>
+        </w:rPr>
+        <w:t>api/Equipamiento</w:t>
+      </w:r>
+      <w:r>
+        <w:t xml:space="preserve"> </w:t>
       </w:r>
       <w:r>
         <w:sym w:font="Wingdings" w:char="F0E0"/>
@@ -1693,7 +1702,16 @@
         </w:rPr>
       </w:pPr>
       <w:r>
-        <w:t xml:space="preserve">POST api/Equipamiento </w:t>
+        <w:t xml:space="preserve">POST </w:t>
+      </w:r>
+      <w:r>
+        <w:rPr>
+          <w:strike/>
+        </w:rPr>
+        <w:t>api/Equipamiento</w:t>
+      </w:r>
+      <w:r>
+        <w:t xml:space="preserve"> </w:t>
       </w:r>
       <w:r>
         <w:sym w:font="Wingdings" w:char="F0E0"/>
@@ -1758,6 +1776,7 @@
       <w:r>
         <w:t xml:space="preserve"> </w:t>
       </w:r>
+      <w:proofErr w:type="gramStart"/>
       <w:r>
         <w:rPr>
           <w:sz w:val="24"/>
@@ -1770,6 +1789,7 @@
         </w:rPr>
         <w:t>Policy</w:t>
       </w:r>
+      <w:proofErr w:type="gramEnd"/>
       <w:r>
         <w:rPr>
           <w:sz w:val="24"/>
@@ -1812,10 +1832,18 @@
         <w:rPr>
           <w:sz w:val="24"/>
         </w:rPr>
-        <w:t>PUT api/Equipamiento/{</w:t>
-      </w:r>
-      <w:r>
-        <w:rPr>
+        <w:t xml:space="preserve">PUT </w:t>
+      </w:r>
+      <w:r>
+        <w:rPr>
+          <w:strike/>
+          <w:sz w:val="24"/>
+        </w:rPr>
+        <w:t>api/Equipamiento/{</w:t>
+      </w:r>
+      <w:r>
+        <w:rPr>
+          <w:strike/>
           <w:sz w:val="24"/>
           <w:highlight w:val="yellow"/>
         </w:rPr>
@@ -1823,9 +1851,16 @@
       </w:r>
       <w:r>
         <w:rPr>
-          <w:sz w:val="24"/>
-        </w:rPr>
-        <w:t xml:space="preserve">} </w:t>
+          <w:strike/>
+          <w:sz w:val="24"/>
+        </w:rPr>
+        <w:t>}</w:t>
+      </w:r>
+      <w:r>
+        <w:rPr>
+          <w:sz w:val="24"/>
+        </w:rPr>
+        <w:t xml:space="preserve"> </w:t>
       </w:r>
       <w:r>
         <w:sym w:font="Wingdings" w:char="F0E0"/>
@@ -1899,6 +1934,7 @@
         </w:rPr>
         <w:t xml:space="preserve"> </w:t>
       </w:r>
+      <w:proofErr w:type="gramStart"/>
       <w:r>
         <w:rPr>
           <w:sz w:val="24"/>
@@ -1911,6 +1947,7 @@
         </w:rPr>
         <w:t>Policy</w:t>
       </w:r>
+      <w:proofErr w:type="gramEnd"/>
       <w:r>
         <w:rPr>
           <w:sz w:val="24"/>
@@ -1954,10 +1991,18 @@
         <w:rPr>
           <w:sz w:val="24"/>
         </w:rPr>
-        <w:t>DELETE api/Equipamiento/{</w:t>
-      </w:r>
-      <w:r>
-        <w:rPr>
+        <w:t xml:space="preserve">DELETE </w:t>
+      </w:r>
+      <w:r>
+        <w:rPr>
+          <w:strike/>
+          <w:sz w:val="24"/>
+        </w:rPr>
+        <w:t>api/Equipamiento/{</w:t>
+      </w:r>
+      <w:r>
+        <w:rPr>
+          <w:strike/>
           <w:sz w:val="24"/>
           <w:highlight w:val="yellow"/>
         </w:rPr>
@@ -1965,9 +2010,16 @@
       </w:r>
       <w:r>
         <w:rPr>
-          <w:sz w:val="24"/>
-        </w:rPr>
-        <w:t xml:space="preserve">} </w:t>
+          <w:strike/>
+          <w:sz w:val="24"/>
+        </w:rPr>
+        <w:t>}</w:t>
+      </w:r>
+      <w:r>
+        <w:rPr>
+          <w:sz w:val="24"/>
+        </w:rPr>
+        <w:t xml:space="preserve"> </w:t>
       </w:r>
       <w:r>
         <w:sym w:font="Wingdings" w:char="F0E0"/>
@@ -2047,6 +2099,7 @@
         </w:rPr>
         <w:t xml:space="preserve"> </w:t>
       </w:r>
+      <w:proofErr w:type="gramStart"/>
       <w:r>
         <w:rPr>
           <w:sz w:val="24"/>
@@ -2059,6 +2112,7 @@
         </w:rPr>
         <w:t>Policy</w:t>
       </w:r>
+      <w:proofErr w:type="gramEnd"/>
       <w:r>
         <w:rPr>
           <w:sz w:val="24"/>
@@ -2151,7 +2205,20 @@
         <w:rPr>
           <w:sz w:val="24"/>
         </w:rPr>
-        <w:t xml:space="preserve">GET api/Maquina → RES: </w:t>
+        <w:t xml:space="preserve">GET </w:t>
+      </w:r>
+      <w:r>
+        <w:rPr>
+          <w:strike/>
+          <w:sz w:val="24"/>
+        </w:rPr>
+        <w:t>api/Maquina</w:t>
+      </w:r>
+      <w:r>
+        <w:rPr>
+          <w:sz w:val="24"/>
+        </w:rPr>
+        <w:t xml:space="preserve"> → RES: </w:t>
       </w:r>
       <w:proofErr w:type="spellStart"/>
       <w:r>
@@ -2237,7 +2304,20 @@
         <w:rPr>
           <w:sz w:val="24"/>
         </w:rPr>
-        <w:t xml:space="preserve">POST api/Maquina → REQ: </w:t>
+        <w:t xml:space="preserve">POST </w:t>
+      </w:r>
+      <w:r>
+        <w:rPr>
+          <w:strike/>
+          <w:sz w:val="24"/>
+        </w:rPr>
+        <w:t>api/Maquina</w:t>
+      </w:r>
+      <w:r>
+        <w:rPr>
+          <w:sz w:val="24"/>
+        </w:rPr>
+        <w:t xml:space="preserve"> → REQ: </w:t>
       </w:r>
       <w:proofErr w:type="spellStart"/>
       <w:r>
@@ -2307,12 +2387,6 @@
           <w:sz w:val="24"/>
         </w:rPr>
         <w:t xml:space="preserve">→ </w:t>
-      </w:r>
-      <w:r>
-        <w:rPr>
-          <w:sz w:val="24"/>
-        </w:rPr>
-        <w:t xml:space="preserve"> </w:t>
       </w:r>
       <w:r>
         <w:rPr>
@@ -2356,10 +2430,18 @@
         <w:rPr>
           <w:sz w:val="24"/>
         </w:rPr>
-        <w:t>PUT api/Maquina/{</w:t>
-      </w:r>
-      <w:r>
-        <w:rPr>
+        <w:t xml:space="preserve">PUT </w:t>
+      </w:r>
+      <w:r>
+        <w:rPr>
+          <w:strike/>
+          <w:sz w:val="24"/>
+        </w:rPr>
+        <w:t>api/Maquina/{</w:t>
+      </w:r>
+      <w:r>
+        <w:rPr>
+          <w:strike/>
           <w:sz w:val="24"/>
           <w:highlight w:val="green"/>
         </w:rPr>
@@ -2367,9 +2449,16 @@
       </w:r>
       <w:r>
         <w:rPr>
-          <w:sz w:val="24"/>
-        </w:rPr>
-        <w:t xml:space="preserve">} → REQ: </w:t>
+          <w:strike/>
+          <w:sz w:val="24"/>
+        </w:rPr>
+        <w:t>}</w:t>
+      </w:r>
+      <w:r>
+        <w:rPr>
+          <w:sz w:val="24"/>
+        </w:rPr>
+        <w:t xml:space="preserve"> → REQ: </w:t>
       </w:r>
       <w:proofErr w:type="spellStart"/>
       <w:r>
@@ -2467,10 +2556,18 @@
         <w:rPr>
           <w:sz w:val="24"/>
         </w:rPr>
-        <w:t>DELETE api/Maquina/{</w:t>
-      </w:r>
-      <w:r>
-        <w:rPr>
+        <w:t xml:space="preserve">DELETE </w:t>
+      </w:r>
+      <w:r>
+        <w:rPr>
+          <w:strike/>
+          <w:sz w:val="24"/>
+        </w:rPr>
+        <w:t>api/Maquina/{</w:t>
+      </w:r>
+      <w:r>
+        <w:rPr>
+          <w:strike/>
           <w:sz w:val="24"/>
           <w:highlight w:val="green"/>
         </w:rPr>
@@ -2478,9 +2575,16 @@
       </w:r>
       <w:r>
         <w:rPr>
-          <w:sz w:val="24"/>
-        </w:rPr>
-        <w:t xml:space="preserve">} → RES: </w:t>
+          <w:strike/>
+          <w:sz w:val="24"/>
+        </w:rPr>
+        <w:t>}</w:t>
+      </w:r>
+      <w:r>
+        <w:rPr>
+          <w:sz w:val="24"/>
+        </w:rPr>
+        <w:t xml:space="preserve"> → RES: </w:t>
       </w:r>
       <w:proofErr w:type="spellStart"/>
       <w:r>
@@ -2635,6 +2739,48 @@
       </w:pPr>
       <w:r>
         <w:rPr>
+          <w:rFonts w:ascii="Cascadia Mono" w:eastAsia="Times New Roman" w:hAnsi="Cascadia Mono" w:cs="Courier New"/>
+          <w:color w:val="000000"/>
+          <w:sz w:val="18"/>
+          <w:szCs w:val="18"/>
+          <w:lang w:eastAsia="es-AR"/>
+        </w:rPr>
+        <w:t>[</w:t>
+      </w:r>
+      <w:proofErr w:type="spellStart"/>
+      <w:r>
+        <w:rPr>
+          <w:rFonts w:ascii="Cascadia Mono" w:eastAsia="Times New Roman" w:hAnsi="Cascadia Mono" w:cs="Courier New"/>
+          <w:color w:val="2B91AF"/>
+          <w:sz w:val="18"/>
+          <w:szCs w:val="18"/>
+          <w:lang w:eastAsia="es-AR"/>
+        </w:rPr>
+        <w:t>Authorize</w:t>
+      </w:r>
+      <w:proofErr w:type="spellEnd"/>
+      <w:r>
+        <w:rPr>
+          <w:rFonts w:ascii="Cascadia Mono" w:eastAsia="Times New Roman" w:hAnsi="Cascadia Mono" w:cs="Courier New"/>
+          <w:color w:val="000000"/>
+          <w:sz w:val="18"/>
+          <w:szCs w:val="18"/>
+          <w:lang w:eastAsia="es-AR"/>
+        </w:rPr>
+        <w:t>]</w:t>
+      </w:r>
+      <w:r>
+        <w:rPr>
+          <w:rFonts w:ascii="Cascadia Mono" w:eastAsia="Times New Roman" w:hAnsi="Cascadia Mono" w:cs="Courier New"/>
+          <w:color w:val="000000"/>
+          <w:sz w:val="18"/>
+          <w:szCs w:val="18"/>
+          <w:lang w:eastAsia="es-AR"/>
+        </w:rPr>
+        <w:t xml:space="preserve"> </w:t>
+      </w:r>
+      <w:r>
+        <w:rPr>
           <w:sz w:val="24"/>
         </w:rPr>
         <w:t>GET api/Ejercicio</w:t>
@@ -2740,6 +2886,48 @@
       </w:pPr>
       <w:r>
         <w:rPr>
+          <w:rFonts w:ascii="Cascadia Mono" w:eastAsia="Times New Roman" w:hAnsi="Cascadia Mono" w:cs="Courier New"/>
+          <w:color w:val="000000"/>
+          <w:sz w:val="18"/>
+          <w:szCs w:val="18"/>
+          <w:lang w:eastAsia="es-AR"/>
+        </w:rPr>
+        <w:t>[</w:t>
+      </w:r>
+      <w:proofErr w:type="spellStart"/>
+      <w:r>
+        <w:rPr>
+          <w:rFonts w:ascii="Cascadia Mono" w:eastAsia="Times New Roman" w:hAnsi="Cascadia Mono" w:cs="Courier New"/>
+          <w:color w:val="2B91AF"/>
+          <w:sz w:val="18"/>
+          <w:szCs w:val="18"/>
+          <w:lang w:eastAsia="es-AR"/>
+        </w:rPr>
+        <w:t>Authorize</w:t>
+      </w:r>
+      <w:proofErr w:type="spellEnd"/>
+      <w:r>
+        <w:rPr>
+          <w:rFonts w:ascii="Cascadia Mono" w:eastAsia="Times New Roman" w:hAnsi="Cascadia Mono" w:cs="Courier New"/>
+          <w:color w:val="000000"/>
+          <w:sz w:val="18"/>
+          <w:szCs w:val="18"/>
+          <w:lang w:eastAsia="es-AR"/>
+        </w:rPr>
+        <w:t>]</w:t>
+      </w:r>
+      <w:r>
+        <w:rPr>
+          <w:rFonts w:ascii="Cascadia Mono" w:eastAsia="Times New Roman" w:hAnsi="Cascadia Mono" w:cs="Courier New"/>
+          <w:color w:val="000000"/>
+          <w:sz w:val="18"/>
+          <w:szCs w:val="18"/>
+          <w:lang w:eastAsia="es-AR"/>
+        </w:rPr>
+        <w:t xml:space="preserve"> </w:t>
+      </w:r>
+      <w:r>
+        <w:rPr>
           <w:sz w:val="24"/>
         </w:rPr>
         <w:t>GET api/</w:t>
@@ -2840,7 +3028,11 @@
         <w:t>)</w:t>
       </w:r>
       <w:r>
-        <w:t xml:space="preserve"> con los </w:t>
+        <w:t xml:space="preserve"> </w:t>
+      </w:r>
+      <w:r>
+        <w:lastRenderedPageBreak/>
+        <w:t xml:space="preserve">con los </w:t>
       </w:r>
       <w:proofErr w:type="spellStart"/>
       <w:r>
@@ -2848,11 +3040,7 @@
       </w:r>
       <w:proofErr w:type="spellEnd"/>
       <w:r>
-        <w:t xml:space="preserve"> en el formulario de </w:t>
-      </w:r>
-      <w:r>
-        <w:lastRenderedPageBreak/>
-        <w:t xml:space="preserve">Ejercicio </w:t>
+        <w:t xml:space="preserve"> en el formulario de Ejercicio </w:t>
       </w:r>
       <w:r>
         <w:sym w:font="Wingdings" w:char="F0E0"/>
@@ -2939,6 +3127,48 @@
       </w:pPr>
       <w:r>
         <w:rPr>
+          <w:rFonts w:ascii="Cascadia Mono" w:eastAsia="Times New Roman" w:hAnsi="Cascadia Mono" w:cs="Courier New"/>
+          <w:color w:val="000000"/>
+          <w:sz w:val="18"/>
+          <w:szCs w:val="18"/>
+          <w:lang w:eastAsia="es-AR"/>
+        </w:rPr>
+        <w:t>[</w:t>
+      </w:r>
+      <w:proofErr w:type="spellStart"/>
+      <w:r>
+        <w:rPr>
+          <w:rFonts w:ascii="Cascadia Mono" w:eastAsia="Times New Roman" w:hAnsi="Cascadia Mono" w:cs="Courier New"/>
+          <w:color w:val="2B91AF"/>
+          <w:sz w:val="18"/>
+          <w:szCs w:val="18"/>
+          <w:lang w:eastAsia="es-AR"/>
+        </w:rPr>
+        <w:t>Authorize</w:t>
+      </w:r>
+      <w:proofErr w:type="spellEnd"/>
+      <w:r>
+        <w:rPr>
+          <w:rFonts w:ascii="Cascadia Mono" w:eastAsia="Times New Roman" w:hAnsi="Cascadia Mono" w:cs="Courier New"/>
+          <w:color w:val="000000"/>
+          <w:sz w:val="18"/>
+          <w:szCs w:val="18"/>
+          <w:lang w:eastAsia="es-AR"/>
+        </w:rPr>
+        <w:t>]</w:t>
+      </w:r>
+      <w:r>
+        <w:rPr>
+          <w:rFonts w:ascii="Cascadia Mono" w:eastAsia="Times New Roman" w:hAnsi="Cascadia Mono" w:cs="Courier New"/>
+          <w:color w:val="000000"/>
+          <w:sz w:val="18"/>
+          <w:szCs w:val="18"/>
+          <w:lang w:eastAsia="es-AR"/>
+        </w:rPr>
+        <w:t xml:space="preserve"> </w:t>
+      </w:r>
+      <w:r>
+        <w:rPr>
           <w:sz w:val="24"/>
         </w:rPr>
         <w:t>GET api/</w:t>
@@ -3148,6 +3378,48 @@
         </w:numPr>
       </w:pPr>
       <w:r>
+        <w:rPr>
+          <w:rFonts w:ascii="Cascadia Mono" w:eastAsia="Times New Roman" w:hAnsi="Cascadia Mono" w:cs="Courier New"/>
+          <w:color w:val="000000"/>
+          <w:sz w:val="18"/>
+          <w:szCs w:val="18"/>
+          <w:lang w:eastAsia="es-AR"/>
+        </w:rPr>
+        <w:t>[</w:t>
+      </w:r>
+      <w:proofErr w:type="spellStart"/>
+      <w:r>
+        <w:rPr>
+          <w:rFonts w:ascii="Cascadia Mono" w:eastAsia="Times New Roman" w:hAnsi="Cascadia Mono" w:cs="Courier New"/>
+          <w:color w:val="2B91AF"/>
+          <w:sz w:val="18"/>
+          <w:szCs w:val="18"/>
+          <w:lang w:eastAsia="es-AR"/>
+        </w:rPr>
+        <w:t>Authorize</w:t>
+      </w:r>
+      <w:proofErr w:type="spellEnd"/>
+      <w:r>
+        <w:rPr>
+          <w:rFonts w:ascii="Cascadia Mono" w:eastAsia="Times New Roman" w:hAnsi="Cascadia Mono" w:cs="Courier New"/>
+          <w:color w:val="000000"/>
+          <w:sz w:val="18"/>
+          <w:szCs w:val="18"/>
+          <w:lang w:eastAsia="es-AR"/>
+        </w:rPr>
+        <w:t>]</w:t>
+      </w:r>
+      <w:r>
+        <w:rPr>
+          <w:rFonts w:ascii="Cascadia Mono" w:eastAsia="Times New Roman" w:hAnsi="Cascadia Mono" w:cs="Courier New"/>
+          <w:color w:val="000000"/>
+          <w:sz w:val="18"/>
+          <w:szCs w:val="18"/>
+          <w:lang w:eastAsia="es-AR"/>
+        </w:rPr>
+        <w:t xml:space="preserve"> </w:t>
+      </w:r>
+      <w:r>
         <w:t xml:space="preserve">GET api/Equipamiento </w:t>
       </w:r>
       <w:r>
@@ -3213,21 +3485,39 @@
         <w:t xml:space="preserve">formulario de </w:t>
       </w:r>
       <w:r>
+        <w:rPr>
+          <w:color w:val="000000" w:themeColor="text1"/>
+        </w:rPr>
         <w:t>Ejercicio</w:t>
       </w:r>
       <w:r>
-        <w:t xml:space="preserve"> </w:t>
-      </w:r>
-      <w:r>
+        <w:rPr>
+          <w:color w:val="EE0000"/>
+        </w:rPr>
+        <w:t xml:space="preserve"> </w:t>
+      </w:r>
+      <w:r>
+        <w:rPr>
+          <w:color w:val="EE0000"/>
+        </w:rPr>
         <w:t>+ botón para</w:t>
       </w:r>
       <w:r>
+        <w:rPr>
+          <w:color w:val="EE0000"/>
+        </w:rPr>
         <w:t xml:space="preserve"> consultar detalle del Equipamiento selec</w:t>
       </w:r>
       <w:r>
+        <w:rPr>
+          <w:color w:val="EE0000"/>
+        </w:rPr>
         <w:t>c</w:t>
       </w:r>
       <w:r>
+        <w:rPr>
+          <w:color w:val="EE0000"/>
+        </w:rPr>
         <w:t xml:space="preserve">ionado </w:t>
       </w:r>
       <w:r>
@@ -3292,6 +3582,48 @@
       </w:pPr>
       <w:r>
         <w:rPr>
+          <w:rFonts w:ascii="Cascadia Mono" w:eastAsia="Times New Roman" w:hAnsi="Cascadia Mono" w:cs="Courier New"/>
+          <w:color w:val="000000"/>
+          <w:sz w:val="18"/>
+          <w:szCs w:val="18"/>
+          <w:lang w:eastAsia="es-AR"/>
+        </w:rPr>
+        <w:t>[</w:t>
+      </w:r>
+      <w:proofErr w:type="spellStart"/>
+      <w:r>
+        <w:rPr>
+          <w:rFonts w:ascii="Cascadia Mono" w:eastAsia="Times New Roman" w:hAnsi="Cascadia Mono" w:cs="Courier New"/>
+          <w:color w:val="2B91AF"/>
+          <w:sz w:val="18"/>
+          <w:szCs w:val="18"/>
+          <w:lang w:eastAsia="es-AR"/>
+        </w:rPr>
+        <w:t>Authorize</w:t>
+      </w:r>
+      <w:proofErr w:type="spellEnd"/>
+      <w:r>
+        <w:rPr>
+          <w:rFonts w:ascii="Cascadia Mono" w:eastAsia="Times New Roman" w:hAnsi="Cascadia Mono" w:cs="Courier New"/>
+          <w:color w:val="000000"/>
+          <w:sz w:val="18"/>
+          <w:szCs w:val="18"/>
+          <w:lang w:eastAsia="es-AR"/>
+        </w:rPr>
+        <w:t>]</w:t>
+      </w:r>
+      <w:r>
+        <w:rPr>
+          <w:rFonts w:ascii="Cascadia Mono" w:eastAsia="Times New Roman" w:hAnsi="Cascadia Mono" w:cs="Courier New"/>
+          <w:color w:val="000000"/>
+          <w:sz w:val="18"/>
+          <w:szCs w:val="18"/>
+          <w:lang w:eastAsia="es-AR"/>
+        </w:rPr>
+        <w:t xml:space="preserve"> </w:t>
+      </w:r>
+      <w:r>
+        <w:rPr>
           <w:sz w:val="24"/>
         </w:rPr>
         <w:t xml:space="preserve">GET api/Maquina → RES: </w:t>
@@ -3374,27 +3706,51 @@
         <w:t xml:space="preserve">de </w:t>
       </w:r>
       <w:r>
+        <w:rPr>
+          <w:color w:val="000000" w:themeColor="text1"/>
+        </w:rPr>
         <w:t xml:space="preserve">Ejercicio </w:t>
       </w:r>
       <w:r>
+        <w:rPr>
+          <w:color w:val="EE0000"/>
+        </w:rPr>
         <w:t xml:space="preserve">+ </w:t>
       </w:r>
       <w:r>
+        <w:rPr>
+          <w:color w:val="EE0000"/>
+        </w:rPr>
         <w:t xml:space="preserve">botón para </w:t>
       </w:r>
       <w:r>
+        <w:rPr>
+          <w:color w:val="EE0000"/>
+        </w:rPr>
         <w:t xml:space="preserve">consultar detalle de la </w:t>
       </w:r>
       <w:r>
+        <w:rPr>
+          <w:color w:val="EE0000"/>
+        </w:rPr>
         <w:t>M</w:t>
       </w:r>
       <w:r>
+        <w:rPr>
+          <w:color w:val="EE0000"/>
+        </w:rPr>
         <w:t>aquina selec</w:t>
       </w:r>
       <w:r>
+        <w:rPr>
+          <w:color w:val="EE0000"/>
+        </w:rPr>
         <w:t>c</w:t>
       </w:r>
       <w:r>
+        <w:rPr>
+          <w:color w:val="EE0000"/>
+        </w:rPr>
         <w:t xml:space="preserve">ionada </w:t>
       </w:r>
       <w:r>
@@ -3410,13 +3766,24 @@
         <w:t xml:space="preserve"> </w:t>
       </w:r>
       <w:r>
-        <w:t xml:space="preserve">Usuario: Selecciona una </w:t>
-      </w:r>
-      <w:r>
-        <w:rPr>
-          <w:sz w:val="24"/>
-        </w:rPr>
-        <w:t xml:space="preserve">máquinas </w:t>
+        <w:t xml:space="preserve">Usuario: Selecciona </w:t>
+      </w:r>
+      <w:proofErr w:type="gramStart"/>
+      <w:r>
+        <w:t xml:space="preserve">una </w:t>
+      </w:r>
+      <w:r>
+        <w:rPr>
+          <w:sz w:val="24"/>
+        </w:rPr>
+        <w:t>máquinas</w:t>
+      </w:r>
+      <w:proofErr w:type="gramEnd"/>
+      <w:r>
+        <w:rPr>
+          <w:sz w:val="24"/>
+        </w:rPr>
+        <w:t xml:space="preserve"> </w:t>
       </w:r>
       <w:r>
         <w:t xml:space="preserve">y se obtiene </w:t>
@@ -3796,6 +4163,15 @@
         </w:rPr>
         <w:t xml:space="preserve"> </w:t>
       </w:r>
+    </w:p>
+    <w:p>
+      <w:pPr>
+        <w:rPr>
+          <w:bCs/>
+          <w:sz w:val="24"/>
+          <w:u w:val="single"/>
+        </w:rPr>
+      </w:pPr>
     </w:p>
     <w:sectPr>
       <w:pgSz w:w="11906" w:h="16838"/>
